--- a/PS02综合信息平台研发及运维技术服务/6-PS02综合信息平台研发及运维技术服务-研发总结报告.docx
+++ b/PS02综合信息平台研发及运维技术服务/6-PS02综合信息平台研发及运维技术服务-研发总结报告.docx
@@ -14,12 +14,12 @@
           <w:sz w:val="32"/>
           <w:szCs w:val="32"/>
         </w:rPr>
-        <w:t xml:space="preserve">综合信息平台研发及运维技术服务研发项目总结报告</w:t>
-      </w:r>
-    </w:p>
-    <w:p>
-      <w:pPr>
-        <w:spacing w:after="120"/>
+        <w:t xml:space="preserve">研发总结报告</w:t>
+      </w:r>
+    </w:p>
+    <w:p>
+      <w:pPr>
+        <w:spacing w:after="100" w:line="320"/>
       </w:pPr>
       <w:r>
         <w:rPr>
@@ -34,7 +34,7 @@
     </w:p>
     <w:p>
       <w:pPr>
-        <w:spacing w:after="120"/>
+        <w:spacing w:after="100" w:line="320"/>
       </w:pPr>
       <w:r>
         <w:rPr>
@@ -44,12 +44,12 @@
         <w:t xml:space="preserve">项目编号：</w:t>
       </w:r>
       <w:r>
-        <w:t xml:space="preserve">202501-PS02</w:t>
-      </w:r>
-    </w:p>
-    <w:p>
-      <w:pPr>
-        <w:spacing w:after="120"/>
+        <w:t xml:space="preserve">2025-PS02</w:t>
+      </w:r>
+    </w:p>
+    <w:p>
+      <w:pPr>
+        <w:spacing w:after="100" w:line="320"/>
       </w:pPr>
       <w:r>
         <w:rPr>
@@ -59,12 +59,7 @@
         <w:t xml:space="preserve">填报时间：</w:t>
       </w:r>
       <w:r>
-        <w:t xml:space="preserve">2025.12.31</w:t>
-      </w:r>
-    </w:p>
-    <w:p>
-      <w:r>
-        <w:t xml:space="preserve"/>
+        <w:t xml:space="preserve">2025年12月31日</w:t>
       </w:r>
     </w:p>
     <w:p>
@@ -76,48 +71,66 @@
           <w:b/>
           <w:bCs/>
         </w:rPr>
-        <w:t xml:space="preserve">一、项目阶段性实施概况</w:t>
-      </w:r>
-    </w:p>
-    <w:p>
-      <w:pPr>
-        <w:pStyle w:val="Heading2"/>
+        <w:t xml:space="preserve">一、项目总体概况</w:t>
+      </w:r>
+    </w:p>
+    <w:p>
+      <w:pPr>
+        <w:spacing w:after="120" w:line="360"/>
+      </w:pPr>
+      <w:r>
+        <w:t xml:space="preserve">本年度，公司围绕“综合信息平台研发及运维技术服务”组织开展研发活动，重点针对主要面向品牌企业、公关服务团队及数据填报人员，强调舆情数据结构化、客诉闭环管理、工作总结自动生成与跨端协同。等业务场景，形成了一批较为完整的软件研发成果和支撑资料。项目整体目标为：围绕公关舆情与客诉数据统一采集、汇总、分析和跟踪处置需求，构建覆盖“PC管理端+H5移动端+统计分析+案例沉淀”的综合信息平台。。</w:t>
+      </w:r>
+    </w:p>
+    <w:p>
+      <w:pPr>
+        <w:pStyle w:val="ListParagraph"/>
+        <w:numPr>
+          <w:ilvl w:val="0"/>
+          <w:numId w:val="2"/>
+        </w:numPr>
+        <w:spacing w:after="80" w:line="320"/>
+      </w:pPr>
+      <w:r>
+        <w:t xml:space="preserve">完成 PC 管理端与 H5 移动端的核心功能研发与协同设计。</w:t>
+      </w:r>
+    </w:p>
+    <w:p>
+      <w:pPr>
+        <w:pStyle w:val="ListParagraph"/>
+        <w:numPr>
+          <w:ilvl w:val="0"/>
+          <w:numId w:val="2"/>
+        </w:numPr>
+        <w:spacing w:after="80" w:line="320"/>
+      </w:pPr>
+      <w:r>
+        <w:t xml:space="preserve">完成数据口径梳理、图表看板设计、工作总结模板化与案例库整理方案。</w:t>
+      </w:r>
+    </w:p>
+    <w:p>
+      <w:pPr>
+        <w:pStyle w:val="ListParagraph"/>
+        <w:numPr>
+          <w:ilvl w:val="0"/>
+          <w:numId w:val="2"/>
+        </w:numPr>
+        <w:spacing w:after="80" w:line="320"/>
+      </w:pPr>
+      <w:r>
+        <w:t xml:space="preserve">形成可面向多客户复制部署的综合信息平台交付与运维服务能力。</w:t>
+      </w:r>
+    </w:p>
+    <w:p>
+      <w:pPr>
+        <w:pStyle w:val="Heading1"/>
       </w:pPr>
       <w:r>
         <w:rPr>
           <w:b/>
           <w:bCs/>
         </w:rPr>
-        <w:t xml:space="preserve">(一)项目简介</w:t>
-      </w:r>
-    </w:p>
-    <w:p>
-      <w:r>
-        <w:t xml:space="preserve">本年度综合信息平台研发及运维技术服务围绕“实现公关舆情与客诉处置的数据化管理与跨端协同”开展研发与运维技术服务，形成以下子项目研发成果：</w:t>
-      </w:r>
-    </w:p>
-    <w:p>
-      <w:pPr>
-        <w:pStyle w:val="ListParagraph"/>
-        <w:numPr>
-          <w:ilvl w:val="0"/>
-          <w:numId w:val="2"/>
-        </w:numPr>
-      </w:pPr>
-      <w:r>
-        <w:t xml:space="preserve">巧姐公关信息填报系统（PC版）V1.0：提供舆情与客诉数据管理、统计看板、案例库、文件交换与系统管理等企业级功能。</w:t>
-      </w:r>
-    </w:p>
-    <w:p>
-      <w:pPr>
-        <w:pStyle w:val="ListParagraph"/>
-        <w:numPr>
-          <w:ilvl w:val="0"/>
-          <w:numId w:val="2"/>
-        </w:numPr>
-      </w:pPr>
-      <w:r>
-        <w:t xml:space="preserve">巧姐公关信息填报系统（H5版）V1.0：支持移动端随时填报与查询，提升外勤录入效率，与PC端统一数据库实时同步。</w:t>
+        <w:t xml:space="preserve">二、项目实施过程</w:t>
       </w:r>
     </w:p>
     <w:p>
@@ -129,12 +142,15 @@
           <w:b/>
           <w:bCs/>
         </w:rPr>
-        <w:t xml:space="preserve">(二)主要经济技术指标</w:t>
-      </w:r>
-    </w:p>
-    <w:p>
-      <w:r>
-        <w:t xml:space="preserve">项目整体实现了多端协同、权限可控、过程留痕与数据统计分析能力，满足政务/行业单位日常管理与应急/填报等场景需求。预算总额40万元，具备持续运维与推广条件。</w:t>
+        <w:t xml:space="preserve">(一)前期调研与方案设计</w:t>
+      </w:r>
+    </w:p>
+    <w:p>
+      <w:pPr>
+        <w:spacing w:after="120" w:line="360"/>
+      </w:pPr>
+      <w:r>
+        <w:t xml:space="preserve">项目立项后，项目组围绕业务场景、用户角色、数据项、流程节点和痛点问题开展调研分析，形成总体技术路线、模块划分和阶段性实施计划。前期重点工作包括：业务需求梳理、数据字典设计、原型草图设计、技术选型评估和实施风险识别。</w:t>
       </w:r>
     </w:p>
     <w:p>
@@ -146,77 +162,92 @@
           <w:b/>
           <w:bCs/>
         </w:rPr>
-        <w:t xml:space="preserve">(三)研发意义</w:t>
-      </w:r>
-    </w:p>
-    <w:p>
-      <w:r>
-        <w:t xml:space="preserve">项目通过信息化手段提升管理效率与服务体验，减少人工统计与重复录入，形成可复制的行业解决方案，助力基层治理与业务协同向数字化、精细化发展。</w:t>
-      </w:r>
-    </w:p>
-    <w:p>
-      <w:pPr>
-        <w:pStyle w:val="Heading1"/>
+        <w:t xml:space="preserve">(二)研发实施与阶段交付</w:t>
+      </w:r>
+    </w:p>
+    <w:p>
+      <w:pPr>
+        <w:pStyle w:val="ListParagraph"/>
+        <w:numPr>
+          <w:ilvl w:val="0"/>
+          <w:numId w:val="2"/>
+        </w:numPr>
+        <w:spacing w:after="80" w:line="320"/>
+      </w:pPr>
+      <w:r>
+        <w:t xml:space="preserve">2025.01-2025.02：调研与方案设计，完成业务规则梳理、数据字典、页面原型与权限模型</w:t>
+      </w:r>
+    </w:p>
+    <w:p>
+      <w:pPr>
+        <w:pStyle w:val="ListParagraph"/>
+        <w:numPr>
+          <w:ilvl w:val="0"/>
+          <w:numId w:val="2"/>
+        </w:numPr>
+        <w:spacing w:after="80" w:line="320"/>
+      </w:pPr>
+      <w:r>
+        <w:t xml:space="preserve">2025.03-2025.05：PC端核心模块研发，完成舆情管理、客诉管理、案例库、看板与权限模块</w:t>
+      </w:r>
+    </w:p>
+    <w:p>
+      <w:pPr>
+        <w:pStyle w:val="ListParagraph"/>
+        <w:numPr>
+          <w:ilvl w:val="0"/>
+          <w:numId w:val="2"/>
+        </w:numPr>
+        <w:spacing w:after="80" w:line="320"/>
+      </w:pPr>
+      <w:r>
+        <w:t xml:space="preserve">2025.06-2025.08：H5端研发与联调，完成移动端录入、查询、状态同步与通知提醒</w:t>
+      </w:r>
+    </w:p>
+    <w:p>
+      <w:pPr>
+        <w:pStyle w:val="ListParagraph"/>
+        <w:numPr>
+          <w:ilvl w:val="0"/>
+          <w:numId w:val="2"/>
+        </w:numPr>
+        <w:spacing w:after="80" w:line="320"/>
+      </w:pPr>
+      <w:r>
+        <w:t xml:space="preserve">2025.09-2025.10：测试与优化，完成性能优化、数据口径校验、问题整改与资料归档</w:t>
+      </w:r>
+    </w:p>
+    <w:p>
+      <w:pPr>
+        <w:pStyle w:val="ListParagraph"/>
+        <w:numPr>
+          <w:ilvl w:val="0"/>
+          <w:numId w:val="2"/>
+        </w:numPr>
+        <w:spacing w:after="80" w:line="320"/>
+      </w:pPr>
+      <w:r>
+        <w:t xml:space="preserve">2025.11-2025.12：上线与运维支持，完成部署、培训、运维支持和成果总结</w:t>
+      </w:r>
+    </w:p>
+    <w:p>
+      <w:pPr>
+        <w:pStyle w:val="Heading2"/>
       </w:pPr>
       <w:r>
         <w:rPr>
           <w:b/>
           <w:bCs/>
         </w:rPr>
-        <w:t xml:space="preserve">二、项目实施周期及情况</w:t>
-      </w:r>
-    </w:p>
-    <w:p>
-      <w:pPr>
-        <w:pStyle w:val="ListParagraph"/>
-        <w:numPr>
-          <w:ilvl w:val="0"/>
-          <w:numId w:val="2"/>
-        </w:numPr>
-      </w:pPr>
-      <w:r>
-        <w:t xml:space="preserve">2025.01-2025.02：业务调研、字段口径梳理、原型与交互设计</w:t>
-      </w:r>
-    </w:p>
-    <w:p>
-      <w:pPr>
-        <w:pStyle w:val="ListParagraph"/>
-        <w:numPr>
-          <w:ilvl w:val="0"/>
-          <w:numId w:val="2"/>
-        </w:numPr>
-      </w:pPr>
-      <w:r>
-        <w:t xml:space="preserve">2025.03-2025.07：PC端核心模块研发与数据看板建设</w:t>
-      </w:r>
-    </w:p>
-    <w:p>
-      <w:pPr>
-        <w:pStyle w:val="ListParagraph"/>
-        <w:numPr>
-          <w:ilvl w:val="0"/>
-          <w:numId w:val="2"/>
-        </w:numPr>
-      </w:pPr>
-      <w:r>
-        <w:t xml:space="preserve">2025.06-2025.09：H5端研发、OCR/智能解析能力集成、跨端联调</w:t>
-      </w:r>
-    </w:p>
-    <w:p>
-      <w:pPr>
-        <w:pStyle w:val="ListParagraph"/>
-        <w:numPr>
-          <w:ilvl w:val="0"/>
-          <w:numId w:val="2"/>
-        </w:numPr>
-      </w:pPr>
-      <w:r>
-        <w:t xml:space="preserve">2025.10-2025.12：系统测试、上线部署与运维保障、软著申报材料整理</w:t>
-      </w:r>
-    </w:p>
-    <w:p>
-      <w:r>
-        <w:t xml:space="preserve">项目实施过程中同步完善运维保障机制，建立问题闭环与版本迭代流程，确保上线后稳定运行并持续优化。</w:t>
+        <w:t xml:space="preserve">(三)测试优化与试运行</w:t>
+      </w:r>
+    </w:p>
+    <w:p>
+      <w:pPr>
+        <w:spacing w:after="120" w:line="360"/>
+      </w:pPr>
+      <w:r>
+        <w:t xml:space="preserve">在研发过程中，项目组同步开展功能测试、联调测试、回归测试和性能验证，对权限控制、流程状态、字段口径、统计结果、异常提示等进行多轮校验，并结合试运行反馈持续优化。</w:t>
       </w:r>
     </w:p>
     <w:p>
@@ -228,12 +259,132 @@
           <w:b/>
           <w:bCs/>
         </w:rPr>
-        <w:t xml:space="preserve">三、成果与资料归档</w:t>
-      </w:r>
-    </w:p>
-    <w:p>
-      <w:r>
-        <w:t xml:space="preserve">项目形成的软件著作权申报材料、项目登记表、使用手册、关键功能截图与过程资料均已归档整理（见“原始文件支撑资料”目录），便于后续审计、复用与持续运维。</w:t>
+        <w:t xml:space="preserve">三、关键技术攻关与创新成果</w:t>
+      </w:r>
+    </w:p>
+    <w:p>
+      <w:pPr>
+        <w:pStyle w:val="ListParagraph"/>
+        <w:numPr>
+          <w:ilvl w:val="0"/>
+          <w:numId w:val="2"/>
+        </w:numPr>
+        <w:spacing w:after="80" w:line="320"/>
+      </w:pPr>
+      <w:r>
+        <w:t xml:space="preserve">Spring Boot + 安全认证体系支撑后台服务与权限控制</w:t>
+      </w:r>
+    </w:p>
+    <w:p>
+      <w:pPr>
+        <w:pStyle w:val="ListParagraph"/>
+        <w:numPr>
+          <w:ilvl w:val="0"/>
+          <w:numId w:val="2"/>
+        </w:numPr>
+        <w:spacing w:after="80" w:line="320"/>
+      </w:pPr>
+      <w:r>
+        <w:t xml:space="preserve">Vue + Element UI / H5 页面组件实现跨端一致交互</w:t>
+      </w:r>
+    </w:p>
+    <w:p>
+      <w:pPr>
+        <w:pStyle w:val="ListParagraph"/>
+        <w:numPr>
+          <w:ilvl w:val="0"/>
+          <w:numId w:val="2"/>
+        </w:numPr>
+        <w:spacing w:after="80" w:line="320"/>
+      </w:pPr>
+      <w:r>
+        <w:t xml:space="preserve">OCR/智能解析辅助数据结构化录入</w:t>
+      </w:r>
+    </w:p>
+    <w:p>
+      <w:pPr>
+        <w:pStyle w:val="ListParagraph"/>
+        <w:numPr>
+          <w:ilvl w:val="0"/>
+          <w:numId w:val="2"/>
+        </w:numPr>
+        <w:spacing w:after="80" w:line="320"/>
+      </w:pPr>
+      <w:r>
+        <w:t xml:space="preserve">Redis/JWT 会话管理与并发访问优化</w:t>
+      </w:r>
+    </w:p>
+    <w:p>
+      <w:pPr>
+        <w:pStyle w:val="ListParagraph"/>
+        <w:numPr>
+          <w:ilvl w:val="0"/>
+          <w:numId w:val="2"/>
+        </w:numPr>
+        <w:spacing w:after="80" w:line="320"/>
+      </w:pPr>
+      <w:r>
+        <w:t xml:space="preserve">ECharts 数据可视化与图表看板构建</w:t>
+      </w:r>
+    </w:p>
+    <w:p>
+      <w:pPr>
+        <w:pStyle w:val="ListParagraph"/>
+        <w:numPr>
+          <w:ilvl w:val="0"/>
+          <w:numId w:val="2"/>
+        </w:numPr>
+        <w:spacing w:after="80" w:line="320"/>
+      </w:pPr>
+      <w:r>
+        <w:t xml:space="preserve">操作日志、权限配置、数据导出和备份恢复等运维支撑能力</w:t>
+      </w:r>
+    </w:p>
+    <w:p>
+      <w:pPr>
+        <w:spacing w:after="120" w:line="360"/>
+      </w:pPr>
+      <w:r>
+        <w:t xml:space="preserve">项目在研发过程中，不仅完成了常规功能开发，还重点围绕多角色协同、跨端数据一致性、统计分析准确性、运维可控性和场景适配性进行优化，形成了较为稳定的基础能力。</w:t>
+      </w:r>
+    </w:p>
+    <w:p>
+      <w:pPr>
+        <w:pStyle w:val="ListParagraph"/>
+        <w:numPr>
+          <w:ilvl w:val="0"/>
+          <w:numId w:val="2"/>
+        </w:numPr>
+        <w:spacing w:after="80" w:line="320"/>
+      </w:pPr>
+      <w:r>
+        <w:t xml:space="preserve">将舆情数据录入、客诉处置、工作总结生成与案例沉淀整合在统一平台，减少多工具切换与重复维护。</w:t>
+      </w:r>
+    </w:p>
+    <w:p>
+      <w:pPr>
+        <w:pStyle w:val="ListParagraph"/>
+        <w:numPr>
+          <w:ilvl w:val="0"/>
+          <w:numId w:val="2"/>
+        </w:numPr>
+        <w:spacing w:after="80" w:line="320"/>
+      </w:pPr>
+      <w:r>
+        <w:t xml:space="preserve">通过 H5 端与 PC 端实时协同，让一线数据录入和后台统计分析形成闭环，提升响应速度。</w:t>
+      </w:r>
+    </w:p>
+    <w:p>
+      <w:pPr>
+        <w:pStyle w:val="ListParagraph"/>
+        <w:numPr>
+          <w:ilvl w:val="0"/>
+          <w:numId w:val="2"/>
+        </w:numPr>
+        <w:spacing w:after="80" w:line="320"/>
+      </w:pPr>
+      <w:r>
+        <w:t xml:space="preserve">通过 OCR/智能解析与模板化总结功能，显著减轻人工整理与汇总压力，提高数据结构化程度。</w:t>
       </w:r>
     </w:p>
     <w:p>
@@ -245,43 +396,783 @@
           <w:b/>
           <w:bCs/>
         </w:rPr>
-        <w:t xml:space="preserve">四、存在问题与改进建议</w:t>
-      </w:r>
-    </w:p>
-    <w:p>
-      <w:pPr>
-        <w:pStyle w:val="ListParagraph"/>
-        <w:numPr>
-          <w:ilvl w:val="0"/>
-          <w:numId w:val="2"/>
-        </w:numPr>
-      </w:pPr>
-      <w:r>
-        <w:t xml:space="preserve">持续优化用户体验与移动端操作效率，减少一线填报成本。</w:t>
-      </w:r>
-    </w:p>
-    <w:p>
-      <w:pPr>
-        <w:pStyle w:val="ListParagraph"/>
-        <w:numPr>
-          <w:ilvl w:val="0"/>
-          <w:numId w:val="2"/>
-        </w:numPr>
-      </w:pPr>
-      <w:r>
-        <w:t xml:space="preserve">加强数据质量治理与指标口径统一，提升统计分析的准确性。</w:t>
-      </w:r>
-    </w:p>
-    <w:p>
-      <w:pPr>
-        <w:pStyle w:val="ListParagraph"/>
-        <w:numPr>
-          <w:ilvl w:val="0"/>
-          <w:numId w:val="2"/>
-        </w:numPr>
-      </w:pPr>
-      <w:r>
-        <w:t xml:space="preserve">完善运维监控与告警策略，提升系统稳定性与应急响应能力。</w:t>
+        <w:t xml:space="preserve">四、项目完成情况与指标达成</w:t>
+      </w:r>
+    </w:p>
+    <w:tbl>
+      <w:tblPr>
+        <w:tblW w:type="pct" w:w="100%"/>
+        <w:tblBorders>
+          <w:top w:val="single" w:color="auto" w:sz="4"/>
+          <w:left w:val="single" w:color="auto" w:sz="4"/>
+          <w:bottom w:val="single" w:color="auto" w:sz="4"/>
+          <w:right w:val="single" w:color="auto" w:sz="4"/>
+          <w:insideH w:val="single" w:color="auto" w:sz="4"/>
+          <w:insideV w:val="single" w:color="auto" w:sz="4"/>
+        </w:tblBorders>
+      </w:tblPr>
+      <w:tblGrid>
+        <w:gridCol w:w="1800"/>
+        <w:gridCol w:w="3600"/>
+        <w:gridCol w:w="3960"/>
+      </w:tblGrid>
+      <w:tr>
+        <w:trPr>
+          <w:cantSplit/>
+        </w:trPr>
+        <w:tc>
+          <w:tcPr>
+            <w:tcW w:type="dxa" w:w="1800"/>
+            <w:tcBorders>
+              <w:top w:val="single" w:color="B7B7B7" w:sz="1"/>
+              <w:left w:val="single" w:color="B7B7B7" w:sz="1"/>
+              <w:bottom w:val="single" w:color="B7B7B7" w:sz="1"/>
+              <w:right w:val="single" w:color="B7B7B7" w:sz="1"/>
+            </w:tcBorders>
+            <w:shd w:fill="D9EAF7" w:val="clear"/>
+            <w:tcMar>
+              <w:top w:type="dxa" w:w="80"/>
+              <w:left w:type="dxa" w:w="120"/>
+              <w:bottom w:type="dxa" w:w="80"/>
+              <w:right w:type="dxa" w:w="120"/>
+            </w:tcMar>
+          </w:tcPr>
+          <w:p>
+            <w:pPr>
+              <w:spacing w:after="60" w:line="280"/>
+            </w:pPr>
+            <w:r>
+              <w:rPr>
+                <w:b/>
+                <w:bCs/>
+              </w:rPr>
+              <w:t xml:space="preserve">指标名称</w:t>
+            </w:r>
+          </w:p>
+        </w:tc>
+        <w:tc>
+          <w:tcPr>
+            <w:tcW w:type="dxa" w:w="3600"/>
+            <w:tcBorders>
+              <w:top w:val="single" w:color="B7B7B7" w:sz="1"/>
+              <w:left w:val="single" w:color="B7B7B7" w:sz="1"/>
+              <w:bottom w:val="single" w:color="B7B7B7" w:sz="1"/>
+              <w:right w:val="single" w:color="B7B7B7" w:sz="1"/>
+            </w:tcBorders>
+            <w:shd w:fill="D9EAF7" w:val="clear"/>
+            <w:tcMar>
+              <w:top w:type="dxa" w:w="80"/>
+              <w:left w:type="dxa" w:w="120"/>
+              <w:bottom w:type="dxa" w:w="80"/>
+              <w:right w:type="dxa" w:w="120"/>
+            </w:tcMar>
+          </w:tcPr>
+          <w:p>
+            <w:pPr>
+              <w:spacing w:after="60" w:line="280"/>
+            </w:pPr>
+            <w:r>
+              <w:rPr>
+                <w:b/>
+                <w:bCs/>
+              </w:rPr>
+              <w:t xml:space="preserve">目标值</w:t>
+            </w:r>
+          </w:p>
+        </w:tc>
+        <w:tc>
+          <w:tcPr>
+            <w:tcW w:type="dxa" w:w="3960"/>
+            <w:tcBorders>
+              <w:top w:val="single" w:color="B7B7B7" w:sz="1"/>
+              <w:left w:val="single" w:color="B7B7B7" w:sz="1"/>
+              <w:bottom w:val="single" w:color="B7B7B7" w:sz="1"/>
+              <w:right w:val="single" w:color="B7B7B7" w:sz="1"/>
+            </w:tcBorders>
+            <w:shd w:fill="D9EAF7" w:val="clear"/>
+            <w:tcMar>
+              <w:top w:type="dxa" w:w="80"/>
+              <w:left w:type="dxa" w:w="120"/>
+              <w:bottom w:type="dxa" w:w="80"/>
+              <w:right w:type="dxa" w:w="120"/>
+            </w:tcMar>
+          </w:tcPr>
+          <w:p>
+            <w:pPr>
+              <w:spacing w:after="60" w:line="280"/>
+            </w:pPr>
+            <w:r>
+              <w:rPr>
+                <w:b/>
+                <w:bCs/>
+              </w:rPr>
+              <w:t xml:space="preserve">完成说明</w:t>
+            </w:r>
+          </w:p>
+        </w:tc>
+      </w:tr>
+      <w:tr>
+        <w:trPr>
+          <w:cantSplit/>
+        </w:trPr>
+        <w:tc>
+          <w:tcPr>
+            <w:tcW w:type="dxa" w:w="1800"/>
+            <w:tcBorders>
+              <w:top w:val="single" w:color="B7B7B7" w:sz="1"/>
+              <w:left w:val="single" w:color="B7B7B7" w:sz="1"/>
+              <w:bottom w:val="single" w:color="B7B7B7" w:sz="1"/>
+              <w:right w:val="single" w:color="B7B7B7" w:sz="1"/>
+            </w:tcBorders>
+            <w:tcMar>
+              <w:top w:type="dxa" w:w="80"/>
+              <w:left w:type="dxa" w:w="120"/>
+              <w:bottom w:type="dxa" w:w="80"/>
+              <w:right w:type="dxa" w:w="120"/>
+            </w:tcMar>
+          </w:tcPr>
+          <w:p>
+            <w:pPr>
+              <w:spacing w:after="60" w:line="280"/>
+            </w:pPr>
+            <w:r>
+              <w:rPr>
+                <w:b w:val="false"/>
+                <w:bCs w:val="false"/>
+              </w:rPr>
+              <w:t xml:space="preserve">系统可用性</w:t>
+            </w:r>
+          </w:p>
+        </w:tc>
+        <w:tc>
+          <w:tcPr>
+            <w:tcW w:type="dxa" w:w="3600"/>
+            <w:tcBorders>
+              <w:top w:val="single" w:color="B7B7B7" w:sz="1"/>
+              <w:left w:val="single" w:color="B7B7B7" w:sz="1"/>
+              <w:bottom w:val="single" w:color="B7B7B7" w:sz="1"/>
+              <w:right w:val="single" w:color="B7B7B7" w:sz="1"/>
+            </w:tcBorders>
+            <w:tcMar>
+              <w:top w:type="dxa" w:w="80"/>
+              <w:left w:type="dxa" w:w="120"/>
+              <w:bottom w:type="dxa" w:w="80"/>
+              <w:right w:type="dxa" w:w="120"/>
+            </w:tcMar>
+          </w:tcPr>
+          <w:p>
+            <w:pPr>
+              <w:spacing w:after="60" w:line="280"/>
+            </w:pPr>
+            <w:r>
+              <w:rPr>
+                <w:b w:val="false"/>
+                <w:bCs w:val="false"/>
+              </w:rPr>
+              <w:t xml:space="preserve">≥99.5%</w:t>
+            </w:r>
+          </w:p>
+        </w:tc>
+        <w:tc>
+          <w:tcPr>
+            <w:tcW w:type="dxa" w:w="3960"/>
+            <w:tcBorders>
+              <w:top w:val="single" w:color="B7B7B7" w:sz="1"/>
+              <w:left w:val="single" w:color="B7B7B7" w:sz="1"/>
+              <w:bottom w:val="single" w:color="B7B7B7" w:sz="1"/>
+              <w:right w:val="single" w:color="B7B7B7" w:sz="1"/>
+            </w:tcBorders>
+            <w:tcMar>
+              <w:top w:type="dxa" w:w="80"/>
+              <w:left w:type="dxa" w:w="120"/>
+              <w:bottom w:type="dxa" w:w="80"/>
+              <w:right w:type="dxa" w:w="120"/>
+            </w:tcMar>
+          </w:tcPr>
+          <w:p>
+            <w:pPr>
+              <w:spacing w:after="60" w:line="280"/>
+            </w:pPr>
+            <w:r>
+              <w:rPr>
+                <w:b w:val="false"/>
+                <w:bCs w:val="false"/>
+              </w:rPr>
+              <w:t xml:space="preserve">保障高频录入与查询场景稳定运行，通过研发过程中的设计、测试与优化措施予以保障。</w:t>
+            </w:r>
+          </w:p>
+        </w:tc>
+      </w:tr>
+      <w:tr>
+        <w:trPr>
+          <w:cantSplit/>
+        </w:trPr>
+        <w:tc>
+          <w:tcPr>
+            <w:tcW w:type="dxa" w:w="1800"/>
+            <w:tcBorders>
+              <w:top w:val="single" w:color="B7B7B7" w:sz="1"/>
+              <w:left w:val="single" w:color="B7B7B7" w:sz="1"/>
+              <w:bottom w:val="single" w:color="B7B7B7" w:sz="1"/>
+              <w:right w:val="single" w:color="B7B7B7" w:sz="1"/>
+            </w:tcBorders>
+            <w:tcMar>
+              <w:top w:type="dxa" w:w="80"/>
+              <w:left w:type="dxa" w:w="120"/>
+              <w:bottom w:type="dxa" w:w="80"/>
+              <w:right w:type="dxa" w:w="120"/>
+            </w:tcMar>
+          </w:tcPr>
+          <w:p>
+            <w:pPr>
+              <w:spacing w:after="60" w:line="280"/>
+            </w:pPr>
+            <w:r>
+              <w:rPr>
+                <w:b w:val="false"/>
+                <w:bCs w:val="false"/>
+              </w:rPr>
+              <w:t xml:space="preserve">H5 页面首屏加载时间</w:t>
+            </w:r>
+          </w:p>
+        </w:tc>
+        <w:tc>
+          <w:tcPr>
+            <w:tcW w:type="dxa" w:w="3600"/>
+            <w:tcBorders>
+              <w:top w:val="single" w:color="B7B7B7" w:sz="1"/>
+              <w:left w:val="single" w:color="B7B7B7" w:sz="1"/>
+              <w:bottom w:val="single" w:color="B7B7B7" w:sz="1"/>
+              <w:right w:val="single" w:color="B7B7B7" w:sz="1"/>
+            </w:tcBorders>
+            <w:tcMar>
+              <w:top w:type="dxa" w:w="80"/>
+              <w:left w:type="dxa" w:w="120"/>
+              <w:bottom w:type="dxa" w:w="80"/>
+              <w:right w:type="dxa" w:w="120"/>
+            </w:tcMar>
+          </w:tcPr>
+          <w:p>
+            <w:pPr>
+              <w:spacing w:after="60" w:line="280"/>
+            </w:pPr>
+            <w:r>
+              <w:rPr>
+                <w:b w:val="false"/>
+                <w:bCs w:val="false"/>
+              </w:rPr>
+              <w:t xml:space="preserve">≤3秒</w:t>
+            </w:r>
+          </w:p>
+        </w:tc>
+        <w:tc>
+          <w:tcPr>
+            <w:tcW w:type="dxa" w:w="3960"/>
+            <w:tcBorders>
+              <w:top w:val="single" w:color="B7B7B7" w:sz="1"/>
+              <w:left w:val="single" w:color="B7B7B7" w:sz="1"/>
+              <w:bottom w:val="single" w:color="B7B7B7" w:sz="1"/>
+              <w:right w:val="single" w:color="B7B7B7" w:sz="1"/>
+            </w:tcBorders>
+            <w:tcMar>
+              <w:top w:type="dxa" w:w="80"/>
+              <w:left w:type="dxa" w:w="120"/>
+              <w:bottom w:type="dxa" w:w="80"/>
+              <w:right w:type="dxa" w:w="120"/>
+            </w:tcMar>
+          </w:tcPr>
+          <w:p>
+            <w:pPr>
+              <w:spacing w:after="60" w:line="280"/>
+            </w:pPr>
+            <w:r>
+              <w:rPr>
+                <w:b w:val="false"/>
+                <w:bCs w:val="false"/>
+              </w:rPr>
+              <w:t xml:space="preserve">提升外勤人员移动使用体验，通过研发过程中的设计、测试与优化措施予以保障。</w:t>
+            </w:r>
+          </w:p>
+        </w:tc>
+      </w:tr>
+      <w:tr>
+        <w:trPr>
+          <w:cantSplit/>
+        </w:trPr>
+        <w:tc>
+          <w:tcPr>
+            <w:tcW w:type="dxa" w:w="1800"/>
+            <w:tcBorders>
+              <w:top w:val="single" w:color="B7B7B7" w:sz="1"/>
+              <w:left w:val="single" w:color="B7B7B7" w:sz="1"/>
+              <w:bottom w:val="single" w:color="B7B7B7" w:sz="1"/>
+              <w:right w:val="single" w:color="B7B7B7" w:sz="1"/>
+            </w:tcBorders>
+            <w:tcMar>
+              <w:top w:type="dxa" w:w="80"/>
+              <w:left w:type="dxa" w:w="120"/>
+              <w:bottom w:type="dxa" w:w="80"/>
+              <w:right w:type="dxa" w:w="120"/>
+            </w:tcMar>
+          </w:tcPr>
+          <w:p>
+            <w:pPr>
+              <w:spacing w:after="60" w:line="280"/>
+            </w:pPr>
+            <w:r>
+              <w:rPr>
+                <w:b w:val="false"/>
+                <w:bCs w:val="false"/>
+              </w:rPr>
+              <w:t xml:space="preserve">OCR/智能识别准确率</w:t>
+            </w:r>
+          </w:p>
+        </w:tc>
+        <w:tc>
+          <w:tcPr>
+            <w:tcW w:type="dxa" w:w="3600"/>
+            <w:tcBorders>
+              <w:top w:val="single" w:color="B7B7B7" w:sz="1"/>
+              <w:left w:val="single" w:color="B7B7B7" w:sz="1"/>
+              <w:bottom w:val="single" w:color="B7B7B7" w:sz="1"/>
+              <w:right w:val="single" w:color="B7B7B7" w:sz="1"/>
+            </w:tcBorders>
+            <w:tcMar>
+              <w:top w:type="dxa" w:w="80"/>
+              <w:left w:type="dxa" w:w="120"/>
+              <w:bottom w:type="dxa" w:w="80"/>
+              <w:right w:type="dxa" w:w="120"/>
+            </w:tcMar>
+          </w:tcPr>
+          <w:p>
+            <w:pPr>
+              <w:spacing w:after="60" w:line="280"/>
+            </w:pPr>
+            <w:r>
+              <w:rPr>
+                <w:b w:val="false"/>
+                <w:bCs w:val="false"/>
+              </w:rPr>
+              <w:t xml:space="preserve">≥90%</w:t>
+            </w:r>
+          </w:p>
+        </w:tc>
+        <w:tc>
+          <w:tcPr>
+            <w:tcW w:type="dxa" w:w="3960"/>
+            <w:tcBorders>
+              <w:top w:val="single" w:color="B7B7B7" w:sz="1"/>
+              <w:left w:val="single" w:color="B7B7B7" w:sz="1"/>
+              <w:bottom w:val="single" w:color="B7B7B7" w:sz="1"/>
+              <w:right w:val="single" w:color="B7B7B7" w:sz="1"/>
+            </w:tcBorders>
+            <w:tcMar>
+              <w:top w:type="dxa" w:w="80"/>
+              <w:left w:type="dxa" w:w="120"/>
+              <w:bottom w:type="dxa" w:w="80"/>
+              <w:right w:type="dxa" w:w="120"/>
+            </w:tcMar>
+          </w:tcPr>
+          <w:p>
+            <w:pPr>
+              <w:spacing w:after="60" w:line="280"/>
+            </w:pPr>
+            <w:r>
+              <w:rPr>
+                <w:b w:val="false"/>
+                <w:bCs w:val="false"/>
+              </w:rPr>
+              <w:t xml:space="preserve">降低人工录入与修正成本，通过研发过程中的设计、测试与优化措施予以保障。</w:t>
+            </w:r>
+          </w:p>
+        </w:tc>
+      </w:tr>
+      <w:tr>
+        <w:trPr>
+          <w:cantSplit/>
+        </w:trPr>
+        <w:tc>
+          <w:tcPr>
+            <w:tcW w:type="dxa" w:w="1800"/>
+            <w:tcBorders>
+              <w:top w:val="single" w:color="B7B7B7" w:sz="1"/>
+              <w:left w:val="single" w:color="B7B7B7" w:sz="1"/>
+              <w:bottom w:val="single" w:color="B7B7B7" w:sz="1"/>
+              <w:right w:val="single" w:color="B7B7B7" w:sz="1"/>
+            </w:tcBorders>
+            <w:tcMar>
+              <w:top w:type="dxa" w:w="80"/>
+              <w:left w:type="dxa" w:w="120"/>
+              <w:bottom w:type="dxa" w:w="80"/>
+              <w:right w:type="dxa" w:w="120"/>
+            </w:tcMar>
+          </w:tcPr>
+          <w:p>
+            <w:pPr>
+              <w:spacing w:after="60" w:line="280"/>
+            </w:pPr>
+            <w:r>
+              <w:rPr>
+                <w:b w:val="false"/>
+                <w:bCs w:val="false"/>
+              </w:rPr>
+              <w:t xml:space="preserve">核心查询响应时间</w:t>
+            </w:r>
+          </w:p>
+        </w:tc>
+        <w:tc>
+          <w:tcPr>
+            <w:tcW w:type="dxa" w:w="3600"/>
+            <w:tcBorders>
+              <w:top w:val="single" w:color="B7B7B7" w:sz="1"/>
+              <w:left w:val="single" w:color="B7B7B7" w:sz="1"/>
+              <w:bottom w:val="single" w:color="B7B7B7" w:sz="1"/>
+              <w:right w:val="single" w:color="B7B7B7" w:sz="1"/>
+            </w:tcBorders>
+            <w:tcMar>
+              <w:top w:type="dxa" w:w="80"/>
+              <w:left w:type="dxa" w:w="120"/>
+              <w:bottom w:type="dxa" w:w="80"/>
+              <w:right w:type="dxa" w:w="120"/>
+            </w:tcMar>
+          </w:tcPr>
+          <w:p>
+            <w:pPr>
+              <w:spacing w:after="60" w:line="280"/>
+            </w:pPr>
+            <w:r>
+              <w:rPr>
+                <w:b w:val="false"/>
+                <w:bCs w:val="false"/>
+              </w:rPr>
+              <w:t xml:space="preserve">≤500ms</w:t>
+            </w:r>
+          </w:p>
+        </w:tc>
+        <w:tc>
+          <w:tcPr>
+            <w:tcW w:type="dxa" w:w="3960"/>
+            <w:tcBorders>
+              <w:top w:val="single" w:color="B7B7B7" w:sz="1"/>
+              <w:left w:val="single" w:color="B7B7B7" w:sz="1"/>
+              <w:bottom w:val="single" w:color="B7B7B7" w:sz="1"/>
+              <w:right w:val="single" w:color="B7B7B7" w:sz="1"/>
+            </w:tcBorders>
+            <w:tcMar>
+              <w:top w:type="dxa" w:w="80"/>
+              <w:left w:type="dxa" w:w="120"/>
+              <w:bottom w:type="dxa" w:w="80"/>
+              <w:right w:type="dxa" w:w="120"/>
+            </w:tcMar>
+          </w:tcPr>
+          <w:p>
+            <w:pPr>
+              <w:spacing w:after="60" w:line="280"/>
+            </w:pPr>
+            <w:r>
+              <w:rPr>
+                <w:b w:val="false"/>
+                <w:bCs w:val="false"/>
+              </w:rPr>
+              <w:t xml:space="preserve">满足多条件查询与图表统计分析，通过研发过程中的设计、测试与优化措施予以保障。</w:t>
+            </w:r>
+          </w:p>
+        </w:tc>
+      </w:tr>
+      <w:tr>
+        <w:trPr>
+          <w:cantSplit/>
+        </w:trPr>
+        <w:tc>
+          <w:tcPr>
+            <w:tcW w:type="dxa" w:w="1800"/>
+            <w:tcBorders>
+              <w:top w:val="single" w:color="B7B7B7" w:sz="1"/>
+              <w:left w:val="single" w:color="B7B7B7" w:sz="1"/>
+              <w:bottom w:val="single" w:color="B7B7B7" w:sz="1"/>
+              <w:right w:val="single" w:color="B7B7B7" w:sz="1"/>
+            </w:tcBorders>
+            <w:tcMar>
+              <w:top w:type="dxa" w:w="80"/>
+              <w:left w:type="dxa" w:w="120"/>
+              <w:bottom w:type="dxa" w:w="80"/>
+              <w:right w:type="dxa" w:w="120"/>
+            </w:tcMar>
+          </w:tcPr>
+          <w:p>
+            <w:pPr>
+              <w:spacing w:after="60" w:line="280"/>
+            </w:pPr>
+            <w:r>
+              <w:rPr>
+                <w:b w:val="false"/>
+                <w:bCs w:val="false"/>
+              </w:rPr>
+              <w:t xml:space="preserve">日均数据处理能力</w:t>
+            </w:r>
+          </w:p>
+        </w:tc>
+        <w:tc>
+          <w:tcPr>
+            <w:tcW w:type="dxa" w:w="3600"/>
+            <w:tcBorders>
+              <w:top w:val="single" w:color="B7B7B7" w:sz="1"/>
+              <w:left w:val="single" w:color="B7B7B7" w:sz="1"/>
+              <w:bottom w:val="single" w:color="B7B7B7" w:sz="1"/>
+              <w:right w:val="single" w:color="B7B7B7" w:sz="1"/>
+            </w:tcBorders>
+            <w:tcMar>
+              <w:top w:type="dxa" w:w="80"/>
+              <w:left w:type="dxa" w:w="120"/>
+              <w:bottom w:type="dxa" w:w="80"/>
+              <w:right w:type="dxa" w:w="120"/>
+            </w:tcMar>
+          </w:tcPr>
+          <w:p>
+            <w:pPr>
+              <w:spacing w:after="60" w:line="280"/>
+            </w:pPr>
+            <w:r>
+              <w:rPr>
+                <w:b w:val="false"/>
+                <w:bCs w:val="false"/>
+              </w:rPr>
+              <w:t xml:space="preserve">≥3000条</w:t>
+            </w:r>
+          </w:p>
+        </w:tc>
+        <w:tc>
+          <w:tcPr>
+            <w:tcW w:type="dxa" w:w="3960"/>
+            <w:tcBorders>
+              <w:top w:val="single" w:color="B7B7B7" w:sz="1"/>
+              <w:left w:val="single" w:color="B7B7B7" w:sz="1"/>
+              <w:bottom w:val="single" w:color="B7B7B7" w:sz="1"/>
+              <w:right w:val="single" w:color="B7B7B7" w:sz="1"/>
+            </w:tcBorders>
+            <w:tcMar>
+              <w:top w:type="dxa" w:w="80"/>
+              <w:left w:type="dxa" w:w="120"/>
+              <w:bottom w:type="dxa" w:w="80"/>
+              <w:right w:type="dxa" w:w="120"/>
+            </w:tcMar>
+          </w:tcPr>
+          <w:p>
+            <w:pPr>
+              <w:spacing w:after="60" w:line="280"/>
+            </w:pPr>
+            <w:r>
+              <w:rPr>
+                <w:b w:val="false"/>
+                <w:bCs w:val="false"/>
+              </w:rPr>
+              <w:t xml:space="preserve">支撑舆情与客诉集中录入场景，通过研发过程中的设计、测试与优化措施予以保障。</w:t>
+            </w:r>
+          </w:p>
+        </w:tc>
+      </w:tr>
+    </w:tbl>
+    <w:p>
+      <w:pPr>
+        <w:spacing w:after="120" w:line="360"/>
+      </w:pPr>
+      <w:r>
+        <w:t xml:space="preserve">从阶段性结果看，项目基本完成了年度计划中的主要研发任务，形成了可演示、可部署、可归档的研发成果资料。对于需结合具体客户环境进一步适配的内容，已纳入后续优化计划。</w:t>
+      </w:r>
+    </w:p>
+    <w:p>
+      <w:pPr>
+        <w:pStyle w:val="Heading1"/>
+      </w:pPr>
+      <w:r>
+        <w:rPr>
+          <w:b/>
+          <w:bCs/>
+        </w:rPr>
+        <w:t xml:space="preserve">五、成果转化与应用效果</w:t>
+      </w:r>
+    </w:p>
+    <w:p>
+      <w:pPr>
+        <w:pStyle w:val="Heading2"/>
+      </w:pPr>
+      <w:r>
+        <w:rPr>
+          <w:b/>
+          <w:bCs/>
+        </w:rPr>
+        <w:t xml:space="preserve">巧姐公关信息填报系统（PC版）V1.0</w:t>
+      </w:r>
+    </w:p>
+    <w:p>
+      <w:pPr>
+        <w:spacing w:after="120" w:line="360"/>
+      </w:pPr>
+      <w:r>
+        <w:t xml:space="preserve">部署到品牌企业或公关服务团队后台使用，形成标准化舆情与客诉管理中台，提升管理效率和决策支持能力。</w:t>
+      </w:r>
+    </w:p>
+    <w:p>
+      <w:pPr>
+        <w:pStyle w:val="Heading2"/>
+      </w:pPr>
+      <w:r>
+        <w:rPr>
+          <w:b/>
+          <w:bCs/>
+        </w:rPr>
+        <w:t xml:space="preserve">巧姐公关信息填报系统（H5版）V1.0</w:t>
+      </w:r>
+    </w:p>
+    <w:p>
+      <w:pPr>
+        <w:spacing w:after="120" w:line="360"/>
+      </w:pPr>
+      <w:r>
+        <w:t xml:space="preserve">面向外勤或一线填报人员投入使用，降低人工重复录入工作量，提升信息回传时效和完整性。</w:t>
+      </w:r>
+    </w:p>
+    <w:p>
+      <w:pPr>
+        <w:spacing w:after="120" w:line="360"/>
+      </w:pPr>
+      <w:r>
+        <w:t xml:space="preserve">项目可显著提升企业公关与客诉管理的标准化程度，缩短信息录入和汇总周期，提高管理层对舆情趋势与处置质量的把控能力。</w:t>
+      </w:r>
+    </w:p>
+    <w:p>
+      <w:pPr>
+        <w:pStyle w:val="Heading1"/>
+      </w:pPr>
+      <w:r>
+        <w:rPr>
+          <w:b/>
+          <w:bCs/>
+        </w:rPr>
+        <w:t xml:space="preserve">六、存在问题与不足</w:t>
+      </w:r>
+    </w:p>
+    <w:p>
+      <w:pPr>
+        <w:pStyle w:val="ListParagraph"/>
+        <w:numPr>
+          <w:ilvl w:val="0"/>
+          <w:numId w:val="3"/>
+        </w:numPr>
+        <w:spacing w:after="80" w:line="320"/>
+      </w:pPr>
+      <w:r>
+        <w:t xml:space="preserve">部分业务场景仍需结合实际使用单位的流程差异进行进一步参数化和配置化完善。</w:t>
+      </w:r>
+    </w:p>
+    <w:p>
+      <w:pPr>
+        <w:pStyle w:val="ListParagraph"/>
+        <w:numPr>
+          <w:ilvl w:val="0"/>
+          <w:numId w:val="3"/>
+        </w:numPr>
+        <w:spacing w:after="80" w:line="320"/>
+      </w:pPr>
+      <w:r>
+        <w:t xml:space="preserve">部分统计指标和展示口径需要结合后续真实运行数据进行持续校准。</w:t>
+      </w:r>
+    </w:p>
+    <w:p>
+      <w:pPr>
+        <w:pStyle w:val="ListParagraph"/>
+        <w:numPr>
+          <w:ilvl w:val="0"/>
+          <w:numId w:val="3"/>
+        </w:numPr>
+        <w:spacing w:after="80" w:line="320"/>
+      </w:pPr>
+      <w:r>
+        <w:t xml:space="preserve">运维体系虽然已初步建立，但在监控指标、自动告警、知识库沉淀等方面仍有进一步提升空间。</w:t>
+      </w:r>
+    </w:p>
+    <w:p>
+      <w:pPr>
+        <w:pStyle w:val="Heading1"/>
+      </w:pPr>
+      <w:r>
+        <w:rPr>
+          <w:b/>
+          <w:bCs/>
+        </w:rPr>
+        <w:t xml:space="preserve">七、后续改进计划</w:t>
+      </w:r>
+    </w:p>
+    <w:p>
+      <w:pPr>
+        <w:pStyle w:val="ListParagraph"/>
+        <w:numPr>
+          <w:ilvl w:val="0"/>
+          <w:numId w:val="2"/>
+        </w:numPr>
+        <w:spacing w:after="80" w:line="320"/>
+      </w:pPr>
+      <w:r>
+        <w:t xml:space="preserve">继续根据试运行与正式使用反馈，优化页面交互、表单校验、流程提醒和统计展示。</w:t>
+      </w:r>
+    </w:p>
+    <w:p>
+      <w:pPr>
+        <w:pStyle w:val="ListParagraph"/>
+        <w:numPr>
+          <w:ilvl w:val="0"/>
+          <w:numId w:val="2"/>
+        </w:numPr>
+        <w:spacing w:after="80" w:line="320"/>
+      </w:pPr>
+      <w:r>
+        <w:t xml:space="preserve">完善运维支撑体系，增强故障监测、日志分析、版本管理与应急预案。</w:t>
+      </w:r>
+    </w:p>
+    <w:p>
+      <w:pPr>
+        <w:pStyle w:val="ListParagraph"/>
+        <w:numPr>
+          <w:ilvl w:val="0"/>
+          <w:numId w:val="2"/>
+        </w:numPr>
+        <w:spacing w:after="80" w:line="320"/>
+      </w:pPr>
+      <w:r>
+        <w:t xml:space="preserve">推进软件著作权申报、资料完善和标准化实施模板沉淀，为后续复制推广提供基础。</w:t>
+      </w:r>
+    </w:p>
+    <w:p>
+      <w:pPr>
+        <w:pStyle w:val="ListParagraph"/>
+        <w:numPr>
+          <w:ilvl w:val="0"/>
+          <w:numId w:val="2"/>
+        </w:numPr>
+        <w:spacing w:after="80" w:line="320"/>
+      </w:pPr>
+      <w:r>
+        <w:t xml:space="preserve">针对后续需求，逐步拓展接口集成、数据共享和移动端增强能力。</w:t>
+      </w:r>
+    </w:p>
+    <w:p>
+      <w:pPr>
+        <w:pStyle w:val="Heading1"/>
+      </w:pPr>
+      <w:r>
+        <w:rPr>
+          <w:b/>
+          <w:bCs/>
+        </w:rPr>
+        <w:t xml:space="preserve">八、结论</w:t>
+      </w:r>
+    </w:p>
+    <w:p>
+      <w:pPr>
+        <w:spacing w:after="120" w:line="360"/>
+      </w:pPr>
+      <w:r>
+        <w:t xml:space="preserve">总体来看，综合信息平台研发及运维技术服务项目年度研发工作已按计划完成主要阶段目标，所形成的研发成果具备进一步推广、实施和运维的基础。项目不仅提升了公司在相关行业场景中的产品化与服务化能力，也为后续持续优化、客户拓展和成果转化打下了较好基础。</w:t>
       </w:r>
     </w:p>
     <w:sectPr>
@@ -470,6 +1361,18 @@
       </w:pPr>
     </w:lvl>
   </w:abstractNum>
+  <w:abstractNum w:abstractNumId="3" w15:restartNumberingAfterBreak="0">
+    <w:multiLevelType w:val="hybridMultilevel"/>
+    <w:lvl w:ilvl="0" w15:tentative="1">
+      <w:start w:val="1"/>
+      <w:numFmt w:val="decimal"/>
+      <w:lvlText w:val="%1."/>
+      <w:lvlJc w:val="left"/>
+      <w:pPr>
+        <w:ind w:left="720" w:hanging="360"/>
+      </w:pPr>
+    </w:lvl>
+  </w:abstractNum>
   <w:num w:numId="1">
     <w:abstractNumId w:val="1"/>
     <w:lvlOverride w:ilvl="0">
@@ -478,6 +1381,12 @@
   </w:num>
   <w:num w:numId="2">
     <w:abstractNumId w:val="2"/>
+    <w:lvlOverride w:ilvl="0">
+      <w:startOverride w:val="1"/>
+    </w:lvlOverride>
+  </w:num>
+  <w:num w:numId="3">
+    <w:abstractNumId w:val="3"/>
     <w:lvlOverride w:ilvl="0">
       <w:startOverride w:val="1"/>
     </w:lvlOverride>
@@ -676,15 +1585,15 @@
     <w:pPr>
       <w:keepNext w:val="false"/>
       <w:keepLines w:val="false"/>
-      <w:spacing w:after="240" w:before="240"/>
+      <w:spacing w:after="160" w:before="220"/>
       <w:outlineLvl w:val="0"/>
     </w:pPr>
     <w:rPr>
       <w:rFonts w:ascii="Arial" w:eastAsia="Noto Sans CJK SC" w:hAnsi="Arial"/>
       <w:b/>
       <w:bCs/>
-      <w:sz w:val="32"/>
-      <w:szCs w:val="32"/>
+      <w:sz w:val="30"/>
+      <w:szCs w:val="30"/>
     </w:rPr>
   </w:style>
   <w:style w:type="paragraph" w:styleId="Heading2">
@@ -695,7 +1604,7 @@
     <w:pPr>
       <w:keepNext w:val="false"/>
       <w:keepLines w:val="false"/>
-      <w:spacing w:after="180" w:before="180"/>
+      <w:spacing w:after="120" w:before="160"/>
       <w:outlineLvl w:val="1"/>
     </w:pPr>
     <w:rPr>

--- a/PS02综合信息平台研发及运维技术服务/6-PS02综合信息平台研发及运维技术服务-研发总结报告.docx
+++ b/PS02综合信息平台研发及运维技术服务/6-PS02综合信息平台研发及运维技术服务-研发总结报告.docx
@@ -1176,6 +1176,7 @@
       </w:r>
     </w:p>
     <w:sectPr>
+      <w:headerReference w:type="default" r:id="rId8"/>
       <w:pgSz w:w="11906" w:h="16838" w:orient="portrait"/>
       <w:pgMar w:top="1440" w:right="1440" w:bottom="1440" w:left="1440" w:header="708" w:footer="708" w:gutter="0"/>
       <w:pgNumType/>
@@ -1261,6 +1262,87 @@
     </w:p>
   </w:footnote>
 </w:footnotes>
+</file>
+
+<file path=word/header_watermark.xml><?xml version="1.0" encoding="utf-8"?>
+<w:hdr xmlns:w="http://schemas.openxmlformats.org/wordprocessingml/2006/main" xmlns:r="http://schemas.openxmlformats.org/officeDocument/2006/relationships" xmlns:wp="http://schemas.openxmlformats.org/drawingml/2006/wordprocessingDrawing" xmlns:a="http://schemas.openxmlformats.org/drawingml/2006/main" xmlns:wps="http://schemas.microsoft.com/office/word/2010/wordprocessingShape" xmlns:mc="http://schemas.openxmlformats.org/markup-compatibility/2006" xmlns:wp14="http://schemas.microsoft.com/office/word/2010/wordprocessingDrawing" xmlns:w14="http://schemas.microsoft.com/office/word/2010/wordml" mc:Ignorable="w14 wp14">
+  <w:p>
+    <w:pPr>
+      <w:pStyle w:val="Header"/>
+    </w:pPr>
+    <w:r>
+      <w:rPr>
+        <w:noProof/>
+      </w:rPr>
+      <mc:AlternateContent>
+        <mc:Choice Requires="wps">
+          <w:drawing>
+            <wp:anchor distT="0" distB="0" distL="0" distR="0" simplePos="0" relativeHeight="251658240" behindDoc="1" locked="0" layoutInCell="0" allowOverlap="1">
+              <wp:simplePos x="0" y="0"/>
+              <wp:positionH relativeFrom="page">
+                <wp:align>right</wp:align>
+              </wp:positionH>
+              <wp:positionV relativeFrom="page">
+                <wp:align>bottom</wp:align>
+              </wp:positionV>
+              <wp:extent cx="2200000" cy="350000"/>
+              <wp:effectExtent l="0" t="0" r="0" b="0"/>
+              <wp:wrapNone/>
+              <wp:docPr id="1" name="Watermark"/>
+              <a:graphic>
+                <a:graphicData uri="http://schemas.microsoft.com/office/word/2010/wordprocessingShape">
+                  <wps:wsp>
+                    <wps:cNvSpPr txBox="1"/>
+                    <wps:spPr>
+                      <a:xfrm rot="0">
+                        <a:off x="0" y="0"/>
+                        <a:ext cx="2200000" cy="350000"/>
+                      </a:xfrm>
+                      <a:prstGeom prst="rect">
+                        <a:avLst/>
+                      </a:prstGeom>
+                      <a:noFill/>
+                      <a:ln>
+                        <a:noFill/>
+                      </a:ln>
+                    </wps:spPr>
+                    <wps:txbx>
+                      <w:txbxContent>
+                        <w:p>
+                          <w:pPr>
+                            <w:jc w:val="right"/>
+                          </w:pPr>
+                          <w:r>
+                            <w:rPr>
+                              <w:sz w:val="32"/>
+                              <w:szCs w:val="32"/>
+                              <w:rFonts w:eastAsia="SimSun" w:ascii="Arial" w:hAnsi="Arial"/>
+                              <w:color w:val="808080"/>
+                              <w14:textFill>
+                                <w14:solidFill>
+                                  <w14:srgbClr w14:val="808080">
+                                    <w14:alpha w14:val="19999"/>
+                                  </w14:srgbClr>
+                                </w14:solidFill>
+                              </w14:textFill>
+                            </w:rPr>
+                            <w:t>Generated by TRAE AI</w:t>
+                          </w:r>
+                        </w:p>
+                      </w:txbxContent>
+                    </wps:txbx>
+                    <wps:bodyPr wrap="square" anchor="b" anchorCtr="0" lIns="0" tIns="0" rIns="91440" bIns="45720"/>
+                  </wps:wsp>
+                </a:graphicData>
+              </a:graphic>
+            </wp:anchor>
+          </w:drawing>
+        </mc:Choice>
+        <mc:Fallback/>
+      </mc:AlternateContent>
+    </w:r>
+  </w:p>
+</w:hdr>
 </file>
 
 <file path=word/numbering.xml><?xml version="1.0" encoding="utf-8"?>

--- a/PS02综合信息平台研发及运维技术服务/6-PS02综合信息平台研发及运维技术服务-研发总结报告.docx
+++ b/PS02综合信息平台研发及运维技术服务/6-PS02综合信息平台研发及运维技术服务-研发总结报告.docx
@@ -56,10 +56,13 @@
           <w:b/>
           <w:bCs/>
         </w:rPr>
-        <w:t xml:space="preserve">填报时间：</w:t>
-      </w:r>
-      <w:r>
-        <w:t xml:space="preserve">2025年12月31日</w:t>
+      </w:r>
+      <w:r/>
+      <w:r>
+        <w:rPr>
+          <w:color w:val="FF0000"/>
+        </w:rPr>
+        <w:t>填报时间：2025年12月（待核）</w:t>
       </w:r>
     </w:p>
     <w:p>

--- a/PS02综合信息平台研发及运维技术服务/6-PS02综合信息平台研发及运维技术服务-研发总结报告.docx
+++ b/PS02综合信息平台研发及运维技术服务/6-PS02综合信息平台研发及运维技术服务-研发总结报告.docx
@@ -62,7 +62,7 @@
         <w:rPr>
           <w:color w:val="FF0000"/>
         </w:rPr>
-        <w:t>填报时间：2025年12月（待核）</w:t>
+        <w:t>填报时间：2025年12月</w:t>
       </w:r>
     </w:p>
     <w:p>
@@ -1329,7 +1329,7 @@
                                 </w14:solidFill>
                               </w14:textFill>
                             </w:rPr>
-                            <w:t>Generated by TRAE AI</w:t>
+                            <w:t/>
                           </w:r>
                         </w:p>
                       </w:txbxContent>

--- a/PS02综合信息平台研发及运维技术服务/6-PS02综合信息平台研发及运维技术服务-研发总结报告.docx
+++ b/PS02综合信息平台研发及运维技术服务/6-PS02综合信息平台研发及运维技术服务-研发总结报告.docx
@@ -61,6 +61,11 @@
       <w:r>
         <w:rPr>
           <w:color w:val="FF0000"/>
+        </w:rPr>
+      </w:r>
+      <w:r>
+        <w:rPr>
+          <w:color w:val="000000"/>
         </w:rPr>
         <w:t>填报时间：2025年12月</w:t>
       </w:r>

--- a/PS02综合信息平台研发及运维技术服务/6-PS02综合信息平台研发及运维技术服务-研发总结报告.docx
+++ b/PS02综合信息平台研发及运维技术服务/6-PS02综合信息平台研发及运维技术服务-研发总结报告.docx
@@ -86,8 +86,9 @@
       <w:pPr>
         <w:spacing w:after="120" w:line="360"/>
       </w:pPr>
-      <w:r>
-        <w:t xml:space="preserve">本年度，公司围绕“综合信息平台研发及运维技术服务”组织开展研发活动，重点针对主要面向品牌企业、公关服务团队及数据填报人员，强调舆情数据结构化、客诉闭环管理、工作总结自动生成与跨端协同。等业务场景，形成了一批较为完整的软件研发成果和支撑资料。项目整体目标为：围绕公关舆情与客诉数据统一采集、汇总、分析和跟踪处置需求，构建覆盖“PC管理端+H5移动端+统计分析+案例沉淀”的综合信息平台。。</w:t>
+      <w:r/>
+      <w:r>
+        <w:t>本年度，公司围绕“综合信息平台研发及运维技术服务”组织开展研发活动，重点面向品牌企业、公关服务团队及数据填报人员，形成了较为完整的研发成果和配套资料。项目整体目标是围绕公关舆情与客诉数据统一采集、汇总、分析和跟踪处置需求，构建覆盖“PC管理端+H5移动端+统计分析+案例沉淀”的综合信息平台。</w:t>
       </w:r>
     </w:p>
     <w:p>
